--- a/assets/Robin_Mia_CV.docx
+++ b/assets/Robin_Mia_CV.docx
@@ -375,7 +375,7 @@
           <w:sz w:val="19"/>
           <w:szCs w:val="19"/>
         </w:rPr>
-        <w:t>7 Jul 2024 – Present</w:t>
+        <w:t>7 Jul 2024 – Mar 2026</w:t>
       </w:r>
     </w:p>
     <w:p>
